--- a/Topic 1/SLR 2(RISC,CISC, parallel processing).docx
+++ b/Topic 1/SLR 2(RISC,CISC, parallel processing).docx
@@ -1,6 +1,6 @@
 
 <file path=word/document.xml><?xml version="1.0" encoding="utf-8"?>
-<w:document xmlns:wpc="http://schemas.microsoft.com/office/word/2010/wordprocessingCanvas" xmlns:cx="http://schemas.microsoft.com/office/drawing/2014/chartex" xmlns:cx1="http://schemas.microsoft.com/office/drawing/2015/9/8/chartex" xmlns:cx2="http://schemas.microsoft.com/office/drawing/2015/10/21/chartex" xmlns:cx3="http://schemas.microsoft.com/office/drawing/2016/5/9/chartex" xmlns:cx4="http://schemas.microsoft.com/office/drawing/2016/5/10/chartex" xmlns:cx5="http://schemas.microsoft.com/office/drawing/2016/5/11/chartex" xmlns:cx6="http://schemas.microsoft.com/office/drawing/2016/5/12/chartex" xmlns:cx7="http://schemas.microsoft.com/office/drawing/2016/5/13/chartex" xmlns:cx8="http://schemas.microsoft.com/office/drawing/2016/5/14/chartex" xmlns:mc="http://schemas.openxmlformats.org/markup-compatibility/2006" xmlns:aink="http://schemas.microsoft.com/office/drawing/2016/ink" xmlns:am3d="http://schemas.microsoft.com/office/drawing/2017/model3d" xmlns:o="urn:schemas-microsoft-com:office:office" xmlns:oel="http://schemas.microsoft.com/office/2019/extlst" xmlns:r="http://schemas.openxmlformats.org/officeDocument/2006/relationships" xmlns:m="http://schemas.openxmlformats.org/officeDocument/2006/math" xmlns:v="urn:schemas-microsoft-com:vml" xmlns:wp14="http://schemas.microsoft.com/office/word/2010/wordprocessingDrawing" xmlns:wp="http://schemas.openxmlformats.org/drawingml/2006/wordprocessingDrawing" xmlns:w10="urn:schemas-microsoft-com:office:word" xmlns:w="http://schemas.openxmlformats.org/wordprocessingml/2006/main" xmlns:w14="http://schemas.microsoft.com/office/word/2010/wordml" xmlns:w15="http://schemas.microsoft.com/office/word/2012/wordml" xmlns:w16cex="http://schemas.microsoft.com/office/word/2018/wordml/cex" xmlns:w16cid="http://schemas.microsoft.com/office/word/2016/wordml/cid" xmlns:w16="http://schemas.microsoft.com/office/word/2018/wordml" xmlns:w16du="http://schemas.microsoft.com/office/word/2023/wordml/word16du" xmlns:w16sdtdh="http://schemas.microsoft.com/office/word/2020/wordml/sdtdatahash" xmlns:w16se="http://schemas.microsoft.com/office/word/2015/wordml/symex" xmlns:wpg="http://schemas.microsoft.com/office/word/2010/wordprocessingGroup" xmlns:wpi="http://schemas.microsoft.com/office/word/2010/wordprocessingInk" xmlns:wne="http://schemas.microsoft.com/office/word/2006/wordml" xmlns:wps="http://schemas.microsoft.com/office/word/2010/wordprocessingShape" mc:Ignorable="w14 w15 w16se w16cid w16 w16cex w16sdtdh w16du wp14">
+<w:document xmlns:wpc="http://schemas.microsoft.com/office/word/2010/wordprocessingCanvas" xmlns:cx="http://schemas.microsoft.com/office/drawing/2014/chartex" xmlns:cx1="http://schemas.microsoft.com/office/drawing/2015/9/8/chartex" xmlns:cx2="http://schemas.microsoft.com/office/drawing/2015/10/21/chartex" xmlns:cx3="http://schemas.microsoft.com/office/drawing/2016/5/9/chartex" xmlns:cx4="http://schemas.microsoft.com/office/drawing/2016/5/10/chartex" xmlns:cx5="http://schemas.microsoft.com/office/drawing/2016/5/11/chartex" xmlns:cx6="http://schemas.microsoft.com/office/drawing/2016/5/12/chartex" xmlns:cx7="http://schemas.microsoft.com/office/drawing/2016/5/13/chartex" xmlns:cx8="http://schemas.microsoft.com/office/drawing/2016/5/14/chartex" xmlns:mc="http://schemas.openxmlformats.org/markup-compatibility/2006" xmlns:aink="http://schemas.microsoft.com/office/drawing/2016/ink" xmlns:am3d="http://schemas.microsoft.com/office/drawing/2017/model3d" xmlns:o="urn:schemas-microsoft-com:office:office" xmlns:oel="http://schemas.microsoft.com/office/2019/extlst" xmlns:r="http://schemas.openxmlformats.org/officeDocument/2006/relationships" xmlns:m="http://schemas.openxmlformats.org/officeDocument/2006/math" xmlns:v="urn:schemas-microsoft-com:vml" xmlns:wp14="http://schemas.microsoft.com/office/word/2010/wordprocessingDrawing" xmlns:wp="http://schemas.openxmlformats.org/drawingml/2006/wordprocessingDrawing" xmlns:w10="urn:schemas-microsoft-com:office:word" xmlns:w="http://schemas.openxmlformats.org/wordprocessingml/2006/main" xmlns:w14="http://schemas.microsoft.com/office/word/2010/wordml" xmlns:w15="http://schemas.microsoft.com/office/word/2012/wordml" xmlns:w16cex="http://schemas.microsoft.com/office/word/2018/wordml/cex" xmlns:w16cid="http://schemas.microsoft.com/office/word/2016/wordml/cid" xmlns:w16="http://schemas.microsoft.com/office/word/2018/wordml" xmlns:w16du="http://schemas.microsoft.com/office/word/2023/wordml/word16du" xmlns:w16sdtdh="http://schemas.microsoft.com/office/word/2020/wordml/sdtdatahash" xmlns:w16sdtfl="http://schemas.microsoft.com/office/word/2024/wordml/sdtformatlock" xmlns:w16se="http://schemas.microsoft.com/office/word/2015/wordml/symex" xmlns:wpg="http://schemas.microsoft.com/office/word/2010/wordprocessingGroup" xmlns:wpi="http://schemas.microsoft.com/office/word/2010/wordprocessingInk" xmlns:wne="http://schemas.microsoft.com/office/word/2006/wordml" xmlns:wps="http://schemas.microsoft.com/office/word/2010/wordprocessingShape" mc:Ignorable="w14 w15 w16se w16cid w16 w16cex w16sdtdh w16sdtfl w16du wp14">
   <w:body>
     <w:p>
       <w:r>
@@ -46,23 +46,13 @@
       </w:r>
     </w:p>
     <w:p>
-      <w:proofErr w:type="spellStart"/>
-      <w:r>
-        <w:t>Risc</w:t>
-      </w:r>
-      <w:proofErr w:type="spellEnd"/>
-      <w:r>
-        <w:t xml:space="preserve"> – smaller commands finished with a single cycle</w:t>
-      </w:r>
-    </w:p>
-    <w:p>
-      <w:proofErr w:type="spellStart"/>
-      <w:r>
-        <w:t>Risc</w:t>
-      </w:r>
-      <w:proofErr w:type="spellEnd"/>
-      <w:r>
-        <w:t xml:space="preserve"> is generally less efficient</w:t>
+      <w:r>
+        <w:t>Risc – smaller commands finished with a single cycle</w:t>
+      </w:r>
+    </w:p>
+    <w:p>
+      <w:r>
+        <w:t>Risc is generally less efficient</w:t>
       </w:r>
     </w:p>
     <w:p>
@@ -226,14 +216,13 @@
         <w:t>faster speed</w:t>
       </w:r>
     </w:p>
-    <w:p/>
     <w:p>
       <w:r>
         <w:rPr>
           <w:noProof/>
         </w:rPr>
         <w:drawing>
-          <wp:inline distT="0" distB="0" distL="0" distR="0" wp14:anchorId="5C263745" wp14:editId="732B71A8">
+          <wp:inline distT="0" distB="0" distL="0" distR="0" wp14:anchorId="7F15FC51" wp14:editId="2110E0D9">
             <wp:extent cx="5943600" cy="3621405"/>
             <wp:effectExtent l="0" t="0" r="0" b="0"/>
             <wp:docPr id="1890127385" name="Picture 1" descr="A table of informational text&#10;&#10;Description automatically generated with medium confidence"/>
@@ -269,6 +258,62 @@
         </w:drawing>
       </w:r>
     </w:p>
+    <w:p>
+      <w:pPr>
+        <w:rPr>
+          <w:noProof/>
+        </w:rPr>
+      </w:pPr>
+    </w:p>
+    <w:p>
+      <w:pPr>
+        <w:rPr>
+          <w:noProof/>
+        </w:rPr>
+      </w:pPr>
+    </w:p>
+    <w:p>
+      <w:pPr>
+        <w:rPr>
+          <w:noProof/>
+          <w:u w:val="single"/>
+        </w:rPr>
+      </w:pPr>
+      <w:r>
+        <w:rPr>
+          <w:noProof/>
+          <w:u w:val="single"/>
+        </w:rPr>
+        <w:t>2026</w:t>
+      </w:r>
+    </w:p>
+    <w:p>
+      <w:pPr>
+        <w:rPr>
+          <w:noProof/>
+        </w:rPr>
+      </w:pPr>
+      <w:r>
+        <w:rPr>
+          <w:noProof/>
+        </w:rPr>
+        <w:t>CPUs best used on small complex tasks</w:t>
+      </w:r>
+    </w:p>
+    <w:p>
+      <w:pPr>
+        <w:rPr>
+          <w:noProof/>
+        </w:rPr>
+      </w:pPr>
+      <w:r>
+        <w:rPr>
+          <w:noProof/>
+        </w:rPr>
+        <w:t>GPUs best used on large simple tasks.</w:t>
+      </w:r>
+    </w:p>
+    <w:p/>
     <w:sectPr>
       <w:pgSz w:w="12240" w:h="15840"/>
       <w:pgMar w:top="1440" w:right="1440" w:bottom="1440" w:left="1440" w:header="708" w:footer="708" w:gutter="0"/>
@@ -280,7 +325,7 @@
 </file>
 
 <file path=word/numbering.xml><?xml version="1.0" encoding="utf-8"?>
-<w:numbering xmlns:wpc="http://schemas.microsoft.com/office/word/2010/wordprocessingCanvas" xmlns:cx="http://schemas.microsoft.com/office/drawing/2014/chartex" xmlns:cx1="http://schemas.microsoft.com/office/drawing/2015/9/8/chartex" xmlns:cx2="http://schemas.microsoft.com/office/drawing/2015/10/21/chartex" xmlns:cx3="http://schemas.microsoft.com/office/drawing/2016/5/9/chartex" xmlns:cx4="http://schemas.microsoft.com/office/drawing/2016/5/10/chartex" xmlns:cx5="http://schemas.microsoft.com/office/drawing/2016/5/11/chartex" xmlns:cx6="http://schemas.microsoft.com/office/drawing/2016/5/12/chartex" xmlns:cx7="http://schemas.microsoft.com/office/drawing/2016/5/13/chartex" xmlns:cx8="http://schemas.microsoft.com/office/drawing/2016/5/14/chartex" xmlns:mc="http://schemas.openxmlformats.org/markup-compatibility/2006" xmlns:aink="http://schemas.microsoft.com/office/drawing/2016/ink" xmlns:am3d="http://schemas.microsoft.com/office/drawing/2017/model3d" xmlns:o="urn:schemas-microsoft-com:office:office" xmlns:oel="http://schemas.microsoft.com/office/2019/extlst" xmlns:r="http://schemas.openxmlformats.org/officeDocument/2006/relationships" xmlns:m="http://schemas.openxmlformats.org/officeDocument/2006/math" xmlns:v="urn:schemas-microsoft-com:vml" xmlns:wp14="http://schemas.microsoft.com/office/word/2010/wordprocessingDrawing" xmlns:wp="http://schemas.openxmlformats.org/drawingml/2006/wordprocessingDrawing" xmlns:w10="urn:schemas-microsoft-com:office:word" xmlns:w="http://schemas.openxmlformats.org/wordprocessingml/2006/main" xmlns:w14="http://schemas.microsoft.com/office/word/2010/wordml" xmlns:w15="http://schemas.microsoft.com/office/word/2012/wordml" xmlns:w16cex="http://schemas.microsoft.com/office/word/2018/wordml/cex" xmlns:w16cid="http://schemas.microsoft.com/office/word/2016/wordml/cid" xmlns:w16="http://schemas.microsoft.com/office/word/2018/wordml" xmlns:w16du="http://schemas.microsoft.com/office/word/2023/wordml/word16du" xmlns:w16sdtdh="http://schemas.microsoft.com/office/word/2020/wordml/sdtdatahash" xmlns:w16se="http://schemas.microsoft.com/office/word/2015/wordml/symex" xmlns:wpg="http://schemas.microsoft.com/office/word/2010/wordprocessingGroup" xmlns:wpi="http://schemas.microsoft.com/office/word/2010/wordprocessingInk" xmlns:wne="http://schemas.microsoft.com/office/word/2006/wordml" xmlns:wps="http://schemas.microsoft.com/office/word/2010/wordprocessingShape" mc:Ignorable="w14 w15 w16se w16cid w16 w16cex w16sdtdh w16du wp14">
+<w:numbering xmlns:wpc="http://schemas.microsoft.com/office/word/2010/wordprocessingCanvas" xmlns:cx="http://schemas.microsoft.com/office/drawing/2014/chartex" xmlns:cx1="http://schemas.microsoft.com/office/drawing/2015/9/8/chartex" xmlns:cx2="http://schemas.microsoft.com/office/drawing/2015/10/21/chartex" xmlns:cx3="http://schemas.microsoft.com/office/drawing/2016/5/9/chartex" xmlns:cx4="http://schemas.microsoft.com/office/drawing/2016/5/10/chartex" xmlns:cx5="http://schemas.microsoft.com/office/drawing/2016/5/11/chartex" xmlns:cx6="http://schemas.microsoft.com/office/drawing/2016/5/12/chartex" xmlns:cx7="http://schemas.microsoft.com/office/drawing/2016/5/13/chartex" xmlns:cx8="http://schemas.microsoft.com/office/drawing/2016/5/14/chartex" xmlns:mc="http://schemas.openxmlformats.org/markup-compatibility/2006" xmlns:aink="http://schemas.microsoft.com/office/drawing/2016/ink" xmlns:am3d="http://schemas.microsoft.com/office/drawing/2017/model3d" xmlns:o="urn:schemas-microsoft-com:office:office" xmlns:oel="http://schemas.microsoft.com/office/2019/extlst" xmlns:r="http://schemas.openxmlformats.org/officeDocument/2006/relationships" xmlns:m="http://schemas.openxmlformats.org/officeDocument/2006/math" xmlns:v="urn:schemas-microsoft-com:vml" xmlns:wp14="http://schemas.microsoft.com/office/word/2010/wordprocessingDrawing" xmlns:wp="http://schemas.openxmlformats.org/drawingml/2006/wordprocessingDrawing" xmlns:w10="urn:schemas-microsoft-com:office:word" xmlns:w="http://schemas.openxmlformats.org/wordprocessingml/2006/main" xmlns:w14="http://schemas.microsoft.com/office/word/2010/wordml" xmlns:w15="http://schemas.microsoft.com/office/word/2012/wordml" xmlns:w16cex="http://schemas.microsoft.com/office/word/2018/wordml/cex" xmlns:w16cid="http://schemas.microsoft.com/office/word/2016/wordml/cid" xmlns:w16="http://schemas.microsoft.com/office/word/2018/wordml" xmlns:w16du="http://schemas.microsoft.com/office/word/2023/wordml/word16du" xmlns:w16sdtdh="http://schemas.microsoft.com/office/word/2020/wordml/sdtdatahash" xmlns:w16sdtfl="http://schemas.microsoft.com/office/word/2024/wordml/sdtformatlock" xmlns:w16se="http://schemas.microsoft.com/office/word/2015/wordml/symex" xmlns:wpg="http://schemas.microsoft.com/office/word/2010/wordprocessingGroup" xmlns:wpi="http://schemas.microsoft.com/office/word/2010/wordprocessingInk" xmlns:wne="http://schemas.microsoft.com/office/word/2006/wordml" xmlns:wps="http://schemas.microsoft.com/office/word/2010/wordprocessingShape" mc:Ignorable="w14 w15 w16se w16cid w16 w16cex w16sdtdh w16sdtfl w16du wp14">
   <w:abstractNum w:abstractNumId="0" w15:restartNumberingAfterBreak="0">
     <w:nsid w:val="3D244CE8"/>
     <w:multiLevelType w:val="hybridMultilevel"/>
@@ -400,7 +445,7 @@
 </file>
 
 <file path=word/styles.xml><?xml version="1.0" encoding="utf-8"?>
-<w:styles xmlns:mc="http://schemas.openxmlformats.org/markup-compatibility/2006" xmlns:r="http://schemas.openxmlformats.org/officeDocument/2006/relationships" xmlns:w="http://schemas.openxmlformats.org/wordprocessingml/2006/main" xmlns:w14="http://schemas.microsoft.com/office/word/2010/wordml" xmlns:w15="http://schemas.microsoft.com/office/word/2012/wordml" xmlns:w16cex="http://schemas.microsoft.com/office/word/2018/wordml/cex" xmlns:w16cid="http://schemas.microsoft.com/office/word/2016/wordml/cid" xmlns:w16="http://schemas.microsoft.com/office/word/2018/wordml" xmlns:w16du="http://schemas.microsoft.com/office/word/2023/wordml/word16du" xmlns:w16sdtdh="http://schemas.microsoft.com/office/word/2020/wordml/sdtdatahash" xmlns:w16se="http://schemas.microsoft.com/office/word/2015/wordml/symex" mc:Ignorable="w14 w15 w16se w16cid w16 w16cex w16sdtdh w16du">
+<w:styles xmlns:mc="http://schemas.openxmlformats.org/markup-compatibility/2006" xmlns:r="http://schemas.openxmlformats.org/officeDocument/2006/relationships" xmlns:w="http://schemas.openxmlformats.org/wordprocessingml/2006/main" xmlns:w14="http://schemas.microsoft.com/office/word/2010/wordml" xmlns:w15="http://schemas.microsoft.com/office/word/2012/wordml" xmlns:w16cex="http://schemas.microsoft.com/office/word/2018/wordml/cex" xmlns:w16cid="http://schemas.microsoft.com/office/word/2016/wordml/cid" xmlns:w16="http://schemas.microsoft.com/office/word/2018/wordml" xmlns:w16du="http://schemas.microsoft.com/office/word/2023/wordml/word16du" xmlns:w16sdtdh="http://schemas.microsoft.com/office/word/2020/wordml/sdtdatahash" xmlns:w16sdtfl="http://schemas.microsoft.com/office/word/2024/wordml/sdtformatlock" xmlns:w16se="http://schemas.microsoft.com/office/word/2015/wordml/symex" mc:Ignorable="w14 w15 w16se w16cid w16 w16cex w16sdtdh w16sdtfl w16du">
   <w:docDefaults>
     <w:rPrDefault>
       <w:rPr>
@@ -1615,21 +1660,6 @@
 </file>
 
 <file path=customXml/item1.xml><?xml version="1.0" encoding="utf-8"?>
-<p:properties xmlns:p="http://schemas.microsoft.com/office/2006/metadata/properties" xmlns:xsi="http://www.w3.org/2001/XMLSchema-instance" xmlns:pc="http://schemas.microsoft.com/office/infopath/2007/PartnerControls">
-  <documentManagement/>
-</p:properties>
-</file>
-
-<file path=customXml/item2.xml><?xml version="1.0" encoding="utf-8"?>
-<?mso-contentType ?>
-<FormTemplates xmlns="http://schemas.microsoft.com/sharepoint/v3/contenttype/forms">
-  <Display>DocumentLibraryForm</Display>
-  <Edit>DocumentLibraryForm</Edit>
-  <New>DocumentLibraryForm</New>
-</FormTemplates>
-</file>
-
-<file path=customXml/item3.xml><?xml version="1.0" encoding="utf-8"?>
 <ct:contentTypeSchema xmlns:ct="http://schemas.microsoft.com/office/2006/metadata/contentType" xmlns:ma="http://schemas.microsoft.com/office/2006/metadata/properties/metaAttributes" ct:_="" ma:_="" ma:contentTypeName="Document" ma:contentTypeID="0x010100F0E4AE73F5A9A141AFE562E8EA745709" ma:contentTypeVersion="5" ma:contentTypeDescription="Create a new document." ma:contentTypeScope="" ma:versionID="a0839c427c0dbcb8005fffb6d9127c2a">
   <xsd:schema xmlns:xsd="http://www.w3.org/2001/XMLSchema" xmlns:xs="http://www.w3.org/2001/XMLSchema" xmlns:p="http://schemas.microsoft.com/office/2006/metadata/properties" xmlns:ns3="bc5cf917-a80e-46d5-bf3a-dd2192de5027" targetNamespace="http://schemas.microsoft.com/office/2006/metadata/properties" ma:root="true" ma:fieldsID="e5a50218f3bd5b829460488c44b2cdd4" ns3:_="">
     <xsd:import namespace="bc5cf917-a80e-46d5-bf3a-dd2192de5027"/>
@@ -1779,31 +1809,22 @@
 </ct:contentTypeSchema>
 </file>
 
-<file path=customXml/itemProps1.xml><?xml version="1.0" encoding="utf-8"?>
-<ds:datastoreItem xmlns:ds="http://schemas.openxmlformats.org/officeDocument/2006/customXml" ds:itemID="{1F6A5540-E54A-4D43-BE79-9E95B21246DC}">
-  <ds:schemaRefs>
-    <ds:schemaRef ds:uri="http://purl.org/dc/elements/1.1/"/>
-    <ds:schemaRef ds:uri="http://schemas.microsoft.com/office/2006/documentManagement/types"/>
-    <ds:schemaRef ds:uri="bc5cf917-a80e-46d5-bf3a-dd2192de5027"/>
-    <ds:schemaRef ds:uri="http://www.w3.org/XML/1998/namespace"/>
-    <ds:schemaRef ds:uri="http://purl.org/dc/dcmitype/"/>
-    <ds:schemaRef ds:uri="http://purl.org/dc/terms/"/>
-    <ds:schemaRef ds:uri="http://schemas.microsoft.com/office/2006/metadata/properties"/>
-    <ds:schemaRef ds:uri="http://schemas.microsoft.com/office/infopath/2007/PartnerControls"/>
-    <ds:schemaRef ds:uri="http://schemas.openxmlformats.org/package/2006/metadata/core-properties"/>
-  </ds:schemaRefs>
-</ds:datastoreItem>
+<file path=customXml/item2.xml><?xml version="1.0" encoding="utf-8"?>
+<?mso-contentType ?>
+<FormTemplates xmlns="http://schemas.microsoft.com/sharepoint/v3/contenttype/forms">
+  <Display>DocumentLibraryForm</Display>
+  <Edit>DocumentLibraryForm</Edit>
+  <New>DocumentLibraryForm</New>
+</FormTemplates>
 </file>
 
-<file path=customXml/itemProps2.xml><?xml version="1.0" encoding="utf-8"?>
-<ds:datastoreItem xmlns:ds="http://schemas.openxmlformats.org/officeDocument/2006/customXml" ds:itemID="{8B03DEFF-D2ED-49EC-8984-71E91BA68B48}">
-  <ds:schemaRefs>
-    <ds:schemaRef ds:uri="http://schemas.microsoft.com/sharepoint/v3/contenttype/forms"/>
-  </ds:schemaRefs>
-</ds:datastoreItem>
+<file path=customXml/item3.xml><?xml version="1.0" encoding="utf-8"?>
+<p:properties xmlns:p="http://schemas.microsoft.com/office/2006/metadata/properties" xmlns:xsi="http://www.w3.org/2001/XMLSchema-instance" xmlns:pc="http://schemas.microsoft.com/office/infopath/2007/PartnerControls">
+  <documentManagement/>
+</p:properties>
 </file>
 
-<file path=customXml/itemProps3.xml><?xml version="1.0" encoding="utf-8"?>
+<file path=customXml/itemProps1.xml><?xml version="1.0" encoding="utf-8"?>
 <ds:datastoreItem xmlns:ds="http://schemas.openxmlformats.org/officeDocument/2006/customXml" ds:itemID="{8404D6AB-AFA3-4E10-9470-D48EC2DCA214}">
   <ds:schemaRefs>
     <ds:schemaRef ds:uri="http://schemas.microsoft.com/office/2006/metadata/contentType"/>
@@ -1819,4 +1840,21 @@
     <ds:schemaRef ds:uri="http://schemas.microsoft.com/internal/obd"/>
   </ds:schemaRefs>
 </ds:datastoreItem>
+</file>
+
+<file path=customXml/itemProps2.xml><?xml version="1.0" encoding="utf-8"?>
+<ds:datastoreItem xmlns:ds="http://schemas.openxmlformats.org/officeDocument/2006/customXml" ds:itemID="{8B03DEFF-D2ED-49EC-8984-71E91BA68B48}">
+  <ds:schemaRefs>
+    <ds:schemaRef ds:uri="http://schemas.microsoft.com/sharepoint/v3/contenttype/forms"/>
+  </ds:schemaRefs>
+</ds:datastoreItem>
+</file>
+
+<file path=customXml/itemProps3.xml><?xml version="1.0" encoding="utf-8"?>
+<ds:datastoreItem xmlns:ds="http://schemas.openxmlformats.org/officeDocument/2006/customXml" ds:itemID="{1F6A5540-E54A-4D43-BE79-9E95B21246DC}">
+  <ds:schemaRefs>
+    <ds:schemaRef ds:uri="http://schemas.microsoft.com/office/2006/metadata/properties"/>
+    <ds:schemaRef ds:uri="http://schemas.microsoft.com/office/infopath/2007/PartnerControls"/>
+  </ds:schemaRefs>
+</ds:datastoreItem>
 </file>